--- a/ind/docx/002.content.docx
+++ b/ind/docx/002.content.docx
@@ -150,26 +150,6 @@
           <w:lang w:val="id_ID" w:bidi="id_ID"/>
         </w:rPr>
         <w:t>B</w:t>
-      </w:r>
-      <w:r>
-        <w:rPr>
-          <w:lang w:val="id_ID" w:bidi="id_ID"/>
-        </w:rPr>
-      </w:r>
-    </w:p>
-    <w:p>
-      <w:pPr/>
-      <w:r>
-        <w:rPr>
-          <w:lang w:val="id_ID" w:bidi="id_ID"/>
-        </w:rPr>
-      </w:r>
-      <w:r>
-        <w:rPr>
-          <w:i/>
-          <w:lang w:val="id_ID" w:bidi="id_ID"/>
-        </w:rPr>
-        <w:t>Bahasa Roh, Berbicara dalam, Barsabas, Barsabbas, Bartolomeus, Rasul</w:t>
       </w:r>
       <w:r>
         <w:rPr>

--- a/ind/docx/002.content.docx
+++ b/ind/docx/002.content.docx
@@ -19,7 +19,7 @@
         <w:rPr>
           <w:lang w:val="id_ID" w:bidi="id_ID"/>
         </w:rPr>
-        <w:t>Resource: Kamus Alkitab (Tyndale)</w:t>
+        <w:t>Resource: Tyndale Open Bible Dictionary</w:t>
       </w:r>
       <w:r>
         <w:rPr>
@@ -112,7 +112,7 @@
         <w:rPr>
           <w:lang w:val="id_ID" w:bidi="id_ID"/>
         </w:rPr>
-        <w:t>Kamus Alkitab (Tyndale)</w:t>
+        <w:t>Tyndale Open Bible Dictionary</w:t>
       </w:r>
     </w:p>
     <w:p>

--- a/ind/docx/002.content.docx
+++ b/ind/docx/002.content.docx
@@ -19,7 +19,7 @@
         <w:rPr>
           <w:lang w:val="id_ID" w:bidi="id_ID"/>
         </w:rPr>
-        <w:t>Resource: Tyndale Open Bible Dictionary</w:t>
+        <w:t>Resource: Aquifer Open Bible Dictionary</w:t>
       </w:r>
       <w:r>
         <w:rPr>
@@ -112,7 +112,7 @@
         <w:rPr>
           <w:lang w:val="id_ID" w:bidi="id_ID"/>
         </w:rPr>
-        <w:t>Tyndale Open Bible Dictionary</w:t>
+        <w:t>Aquifer Open Bible Dictionary</w:t>
       </w:r>
     </w:p>
     <w:p>

--- a/ind/docx/002.content.docx
+++ b/ind/docx/002.content.docx
@@ -254,90 +254,60 @@
         </w:rPr>
         <w:t xml:space="preserve">Berbicara dalam bahasa roh pertama kali dimanifestasikan di jemaat mula-mula pada Hari Pentakosta, ketika Roh Kudus memenuhi 120 orang Kristen yang berkumpul bersama. Mereka bersorak-sorai memuji Allah dalam berbagai bahasa. Menurut </w:t>
       </w:r>
-      <w:hyperlink r:id="rId13">
-        <w:r>
-          <w:rPr>
-            <w:lang w:val="id_ID" w:bidi="id_ID"/>
-          </w:rPr>
-          <w:rPr>
-            <w:color w:val="0000EE"/>
-            <w:u w:val="single"/>
-          </w:rPr>
-          <w:t>Kisah 2:8–11</w:t>
-        </w:r>
-      </w:hyperlink>
+      <w:r>
+        <w:rPr>
+          <w:lang w:val="id_ID" w:bidi="id_ID"/>
+        </w:rPr>
+        <w:t>Kisah 2:8–11</w:t>
+      </w:r>
       <w:r>
         <w:rPr>
           <w:lang w:val="id_ID" w:bidi="id_ID"/>
         </w:rPr>
         <w:t xml:space="preserve">, para pendengar di Yerusalem dapat memahami mereka, karena mereka menyampaikan Injil dalam bahasa para pendengar. (Ayat </w:t>
       </w:r>
-      <w:hyperlink r:id="rId14">
-        <w:r>
-          <w:rPr>
-            <w:lang w:val="id_ID" w:bidi="id_ID"/>
-          </w:rPr>
-          <w:rPr>
-            <w:color w:val="0000EE"/>
-            <w:u w:val="single"/>
-          </w:rPr>
-          <w:t>9–11</w:t>
-        </w:r>
-      </w:hyperlink>
+      <w:r>
+        <w:rPr>
+          <w:lang w:val="id_ID" w:bidi="id_ID"/>
+        </w:rPr>
+        <w:t>9–11</w:t>
+      </w:r>
       <w:r>
         <w:rPr>
           <w:lang w:val="id_ID" w:bidi="id_ID"/>
         </w:rPr>
         <w:t xml:space="preserve"> mencantumkan sekitar 16 bangsa yang perwakilannya di Yerusalem mendengar para murid berbicara dalam bahasa mereka sendiri.) Dalam kejadian berikutnya, ketika sekelompok orang dibaptis dalam Roh Kudus, kitab Kisah Para Rasul menunjukkan bahwa mereka berbicara dalam bahasa roh (</w:t>
       </w:r>
-      <w:hyperlink r:id="rId15">
-        <w:r>
-          <w:rPr>
-            <w:lang w:val="id_ID" w:bidi="id_ID"/>
-          </w:rPr>
-          <w:rPr>
-            <w:color w:val="0000EE"/>
-            <w:u w:val="single"/>
-          </w:rPr>
-          <w:t>Kisah 10:46</w:t>
-        </w:r>
-      </w:hyperlink>
+      <w:r>
+        <w:rPr>
+          <w:lang w:val="id_ID" w:bidi="id_ID"/>
+        </w:rPr>
+        <w:t>Kisah 10:46</w:t>
+      </w:r>
       <w:r>
         <w:rPr>
           <w:lang w:val="id_ID" w:bidi="id_ID"/>
         </w:rPr>
         <w:t xml:space="preserve">; </w:t>
       </w:r>
-      <w:hyperlink r:id="rId16">
-        <w:r>
-          <w:rPr>
-            <w:lang w:val="id_ID" w:bidi="id_ID"/>
-          </w:rPr>
-          <w:rPr>
-            <w:color w:val="0000EE"/>
-            <w:u w:val="single"/>
-          </w:rPr>
-          <w:t>19:6</w:t>
-        </w:r>
-      </w:hyperlink>
+      <w:r>
+        <w:rPr>
+          <w:lang w:val="id_ID" w:bidi="id_ID"/>
+        </w:rPr>
+        <w:t>19:6</w:t>
+      </w:r>
       <w:r>
         <w:rPr>
           <w:lang w:val="id_ID" w:bidi="id_ID"/>
         </w:rPr>
         <w:t xml:space="preserve">). Namun tidak semua berbicara dalam bahasa roh ketika mereka menerima Roh (lihat </w:t>
       </w:r>
-      <w:hyperlink r:id="rId17">
-        <w:r>
-          <w:rPr>
-            <w:lang w:val="id_ID" w:bidi="id_ID"/>
-          </w:rPr>
-          <w:rPr>
-            <w:color w:val="0000EE"/>
-            <w:u w:val="single"/>
-          </w:rPr>
-          <w:t>Kisah 8:15–17</w:t>
-        </w:r>
-      </w:hyperlink>
+      <w:r>
+        <w:rPr>
+          <w:lang w:val="id_ID" w:bidi="id_ID"/>
+        </w:rPr>
+        <w:t>Kisah 8:15–17</w:t>
+      </w:r>
       <w:r>
         <w:rPr>
           <w:lang w:val="id_ID" w:bidi="id_ID"/>
@@ -357,36 +327,24 @@
         </w:rPr>
         <w:t xml:space="preserve"> tanda saat menerima Roh Kudus. Alkitab mengajarkan bahwa semua orang percaya dibaptis oleh Roh saat mereka menjadi bagian dari tubuh Kristus, yaitu gereja (</w:t>
       </w:r>
-      <w:hyperlink r:id="rId18">
-        <w:r>
-          <w:rPr>
-            <w:lang w:val="id_ID" w:bidi="id_ID"/>
-          </w:rPr>
-          <w:rPr>
-            <w:color w:val="0000EE"/>
-            <w:u w:val="single"/>
-          </w:rPr>
-          <w:t>1Kor. 12:13</w:t>
-        </w:r>
-      </w:hyperlink>
+      <w:r>
+        <w:rPr>
+          <w:lang w:val="id_ID" w:bidi="id_ID"/>
+        </w:rPr>
+        <w:t>1Kor. 12:13</w:t>
+      </w:r>
       <w:r>
         <w:rPr>
           <w:lang w:val="id_ID" w:bidi="id_ID"/>
         </w:rPr>
         <w:t xml:space="preserve">). Bukti sejati dari pekerjaan Roh Kudus adalah “buah Roh” sebagaimana didefinisikan dalam </w:t>
       </w:r>
-      <w:hyperlink r:id="rId19">
-        <w:r>
-          <w:rPr>
-            <w:lang w:val="id_ID" w:bidi="id_ID"/>
-          </w:rPr>
-          <w:rPr>
-            <w:color w:val="0000EE"/>
-            <w:u w:val="single"/>
-          </w:rPr>
-          <w:t>Gal. 5:22–23</w:t>
-        </w:r>
-      </w:hyperlink>
+      <w:r>
+        <w:rPr>
+          <w:lang w:val="id_ID" w:bidi="id_ID"/>
+        </w:rPr>
+        <w:t>Gal. 5:22–23</w:t>
+      </w:r>
       <w:r>
         <w:rPr>
           <w:lang w:val="id_ID" w:bidi="id_ID"/>
@@ -420,18 +378,12 @@
         </w:rPr>
         <w:t xml:space="preserve"> setara dengan berbicara kepada diri sendiri dan kepada Allah (</w:t>
       </w:r>
-      <w:hyperlink r:id="rId20">
-        <w:r>
-          <w:rPr>
-            <w:lang w:val="id_ID" w:bidi="id_ID"/>
-          </w:rPr>
-          <w:rPr>
-            <w:color w:val="0000EE"/>
-            <w:u w:val="single"/>
-          </w:rPr>
-          <w:t>1Kor. 14:28</w:t>
-        </w:r>
-      </w:hyperlink>
+      <w:r>
+        <w:rPr>
+          <w:lang w:val="id_ID" w:bidi="id_ID"/>
+        </w:rPr>
+        <w:t>1Kor. 14:28</w:t>
+      </w:r>
       <w:r>
         <w:rPr>
           <w:lang w:val="id_ID" w:bidi="id_ID"/>
@@ -491,18 +443,12 @@
         </w:rPr>
         <w:t xml:space="preserve"> di depan umum sebagai sebuah pelayanan bagi jemaat dan untuk mencegah penyalahgunaannya sebagai pencarian kepuasan pribadi, Paulus mengajukan serangkaian aturan yang dirancang untuk mengatur penggunaannya dalam ibadah bersama (</w:t>
       </w:r>
-      <w:hyperlink r:id="rId21">
-        <w:r>
-          <w:rPr>
-            <w:lang w:val="id_ID" w:bidi="id_ID"/>
-          </w:rPr>
-          <w:rPr>
-            <w:color w:val="0000EE"/>
-            <w:u w:val="single"/>
-          </w:rPr>
-          <w:t>1Kor. 14:27–33</w:t>
-        </w:r>
-      </w:hyperlink>
+      <w:r>
+        <w:rPr>
+          <w:lang w:val="id_ID" w:bidi="id_ID"/>
+        </w:rPr>
+        <w:t>1Kor. 14:27–33</w:t>
+      </w:r>
       <w:r>
         <w:rPr>
           <w:lang w:val="id_ID" w:bidi="id_ID"/>
@@ -565,18 +511,12 @@
         </w:rPr>
         <w:t>4. Orang yang berbicara dalam bahasa roh seharusnya bukan orang yang memberikan penafsiran (</w:t>
       </w:r>
-      <w:hyperlink r:id="rId22">
-        <w:r>
-          <w:rPr>
-            <w:lang w:val="id_ID" w:bidi="id_ID"/>
-          </w:rPr>
-          <w:rPr>
-            <w:color w:val="0000EE"/>
-            <w:u w:val="single"/>
-          </w:rPr>
-          <w:t>1Kor. 12:10</w:t>
-        </w:r>
-      </w:hyperlink>
+      <w:r>
+        <w:rPr>
+          <w:lang w:val="id_ID" w:bidi="id_ID"/>
+        </w:rPr>
+        <w:t>1Kor. 12:10</w:t>
+      </w:r>
       <w:r>
         <w:rPr>
           <w:lang w:val="id_ID" w:bidi="id_ID"/>
@@ -597,18 +537,12 @@
         </w:rPr>
         <w:t>5. Jika ada terlalu banyak orang percaya yang berbicara dalam bahasa roh dan tidak ada cukup orang yang menafsirkan, maka orang percaya yang pertama harus berdoa memohon karunia untuk menafsirkannya (</w:t>
       </w:r>
-      <w:hyperlink r:id="rId23">
-        <w:r>
-          <w:rPr>
-            <w:lang w:val="id_ID" w:bidi="id_ID"/>
-          </w:rPr>
-          <w:rPr>
-            <w:color w:val="0000EE"/>
-            <w:u w:val="single"/>
-          </w:rPr>
-          <w:t>1Kor. 14:13</w:t>
-        </w:r>
-      </w:hyperlink>
+      <w:r>
+        <w:rPr>
+          <w:lang w:val="id_ID" w:bidi="id_ID"/>
+        </w:rPr>
+        <w:t>1Kor. 14:13</w:t>
+      </w:r>
       <w:r>
         <w:rPr>
           <w:lang w:val="id_ID" w:bidi="id_ID"/>
@@ -643,18 +577,12 @@
         </w:rPr>
         <w:t>7. Keaslian pengalaman harus diuji oleh mereka yang memiliki kemampuan untuk membedakan roh-roh (</w:t>
       </w:r>
-      <w:hyperlink r:id="rId22">
-        <w:r>
-          <w:rPr>
-            <w:lang w:val="id_ID" w:bidi="id_ID"/>
-          </w:rPr>
-          <w:rPr>
-            <w:color w:val="0000EE"/>
-            <w:u w:val="single"/>
-          </w:rPr>
-          <w:t>1Kor. 12:10</w:t>
-        </w:r>
-      </w:hyperlink>
+      <w:r>
+        <w:rPr>
+          <w:lang w:val="id_ID" w:bidi="id_ID"/>
+        </w:rPr>
+        <w:t>1Kor. 12:10</w:t>
+      </w:r>
       <w:r>
         <w:rPr>
           <w:lang w:val="id_ID" w:bidi="id_ID"/>
@@ -689,36 +617,24 @@
         </w:rPr>
         <w:t>Karunia bahasa roh tidak untuk diinginkan atau dicari. Hanya “karunia-karunia yang lebih tinggi” yang melibatkan komunikasi melalui ucapan yang dapat dimengerti secara langsung yang harus diinginkan dengan sungguh-sungguh (</w:t>
       </w:r>
-      <w:hyperlink r:id="rId24">
-        <w:r>
-          <w:rPr>
-            <w:lang w:val="id_ID" w:bidi="id_ID"/>
-          </w:rPr>
-          <w:rPr>
-            <w:color w:val="0000EE"/>
-            <w:u w:val="single"/>
-          </w:rPr>
-          <w:t>1Kor. 12:31</w:t>
-        </w:r>
-      </w:hyperlink>
+      <w:r>
+        <w:rPr>
+          <w:lang w:val="id_ID" w:bidi="id_ID"/>
+        </w:rPr>
+        <w:t>1Kor. 12:31</w:t>
+      </w:r>
       <w:r>
         <w:rPr>
           <w:lang w:val="id_ID" w:bidi="id_ID"/>
         </w:rPr>
         <w:t xml:space="preserve">; </w:t>
       </w:r>
-      <w:hyperlink r:id="rId25">
-        <w:r>
-          <w:rPr>
-            <w:lang w:val="id_ID" w:bidi="id_ID"/>
-          </w:rPr>
-          <w:rPr>
-            <w:color w:val="0000EE"/>
-            <w:u w:val="single"/>
-          </w:rPr>
-          <w:t>14:1, 5</w:t>
-        </w:r>
-      </w:hyperlink>
+      <w:r>
+        <w:rPr>
+          <w:lang w:val="id_ID" w:bidi="id_ID"/>
+        </w:rPr>
+        <w:t>14:1, 5</w:t>
+      </w:r>
       <w:r>
         <w:rPr>
           <w:lang w:val="id_ID" w:bidi="id_ID"/>
@@ -818,36 +734,24 @@
         </w:rPr>
         <w:t>Nama belakang di dalam Alkitab. Barsabas berarti "anak Saba" dalam bahasa Aram. Barsabbas, "anak Sabat," digunakan sebagai ejaan dalam terjemahan masa kini. Dua orang dalam Perjanjian Baru memiliki nama belakang ini: Yusuf Barsabas dan Yudas Barsabas (</w:t>
       </w:r>
-      <w:hyperlink r:id="rId26">
-        <w:r>
-          <w:rPr>
-            <w:lang w:val="id_ID" w:bidi="id_ID"/>
-          </w:rPr>
-          <w:rPr>
-            <w:color w:val="0000EE"/>
-            <w:u w:val="single"/>
-          </w:rPr>
-          <w:t>Kisah 1:23</w:t>
-        </w:r>
-      </w:hyperlink>
+      <w:r>
+        <w:rPr>
+          <w:lang w:val="id_ID" w:bidi="id_ID"/>
+        </w:rPr>
+        <w:t>Kisah 1:23</w:t>
+      </w:r>
       <w:r>
         <w:rPr>
           <w:lang w:val="id_ID" w:bidi="id_ID"/>
         </w:rPr>
         <w:t xml:space="preserve">; </w:t>
       </w:r>
-      <w:hyperlink r:id="rId27">
-        <w:r>
-          <w:rPr>
-            <w:lang w:val="id_ID" w:bidi="id_ID"/>
-          </w:rPr>
-          <w:rPr>
-            <w:color w:val="0000EE"/>
-            <w:u w:val="single"/>
-          </w:rPr>
-          <w:t>15:22</w:t>
-        </w:r>
-      </w:hyperlink>
+      <w:r>
+        <w:rPr>
+          <w:lang w:val="id_ID" w:bidi="id_ID"/>
+        </w:rPr>
+        <w:t>15:22</w:t>
+      </w:r>
       <w:r>
         <w:rPr>
           <w:lang w:val="id_ID" w:bidi="id_ID"/>
@@ -947,72 +851,48 @@
         </w:rPr>
         <w:t>Murid Yesus yang termasuk dalam daftar keempat dari 12 rasul (</w:t>
       </w:r>
-      <w:hyperlink r:id="rId28">
-        <w:r>
-          <w:rPr>
-            <w:lang w:val="id_ID" w:bidi="id_ID"/>
-          </w:rPr>
-          <w:rPr>
-            <w:color w:val="0000EE"/>
-            <w:u w:val="single"/>
-          </w:rPr>
-          <w:t>Mat. 10:2–4</w:t>
-        </w:r>
-      </w:hyperlink>
+      <w:r>
+        <w:rPr>
+          <w:lang w:val="id_ID" w:bidi="id_ID"/>
+        </w:rPr>
+        <w:t>Mat. 10:2–4</w:t>
+      </w:r>
       <w:r>
         <w:rPr>
           <w:lang w:val="id_ID" w:bidi="id_ID"/>
         </w:rPr>
         <w:t xml:space="preserve">; </w:t>
       </w:r>
-      <w:hyperlink r:id="rId29">
-        <w:r>
-          <w:rPr>
-            <w:lang w:val="id_ID" w:bidi="id_ID"/>
-          </w:rPr>
-          <w:rPr>
-            <w:color w:val="0000EE"/>
-            <w:u w:val="single"/>
-          </w:rPr>
-          <w:t>Mrk. 3:16–19</w:t>
-        </w:r>
-      </w:hyperlink>
+      <w:r>
+        <w:rPr>
+          <w:lang w:val="id_ID" w:bidi="id_ID"/>
+        </w:rPr>
+        <w:t>Mrk. 3:16–19</w:t>
+      </w:r>
       <w:r>
         <w:rPr>
           <w:lang w:val="id_ID" w:bidi="id_ID"/>
         </w:rPr>
         <w:t xml:space="preserve">; </w:t>
       </w:r>
-      <w:hyperlink r:id="rId30">
-        <w:r>
-          <w:rPr>
-            <w:lang w:val="id_ID" w:bidi="id_ID"/>
-          </w:rPr>
-          <w:rPr>
-            <w:color w:val="0000EE"/>
-            <w:u w:val="single"/>
-          </w:rPr>
-          <w:t>Luk. 6:14–16</w:t>
-        </w:r>
-      </w:hyperlink>
+      <w:r>
+        <w:rPr>
+          <w:lang w:val="id_ID" w:bidi="id_ID"/>
+        </w:rPr>
+        <w:t>Luk. 6:14–16</w:t>
+      </w:r>
       <w:r>
         <w:rPr>
           <w:lang w:val="id_ID" w:bidi="id_ID"/>
         </w:rPr>
         <w:t xml:space="preserve">; </w:t>
       </w:r>
-      <w:hyperlink r:id="rId31">
-        <w:r>
-          <w:rPr>
-            <w:lang w:val="id_ID" w:bidi="id_ID"/>
-          </w:rPr>
-          <w:rPr>
-            <w:color w:val="0000EE"/>
-            <w:u w:val="single"/>
-          </w:rPr>
-          <w:t>Kisah 1:13</w:t>
-        </w:r>
-      </w:hyperlink>
+      <w:r>
+        <w:rPr>
+          <w:lang w:val="id_ID" w:bidi="id_ID"/>
+        </w:rPr>
+        <w:t>Kisah 1:13</w:t>
+      </w:r>
       <w:r>
         <w:rPr>
           <w:lang w:val="id_ID" w:bidi="id_ID"/>
@@ -1033,36 +913,24 @@
         </w:rPr>
         <w:t>Dalam daftar murid di Injil Matius, Markus, dan Lukas (Injil sinoptik), Bartolomeus disebutkan tepat setelah Filipus. Ini membuat beberapa orang menduga bahwa ia mungkin adalah Natanael yang disebutkan dalam Injil Yohanes (</w:t>
       </w:r>
-      <w:hyperlink r:id="rId32">
-        <w:r>
-          <w:rPr>
-            <w:lang w:val="id_ID" w:bidi="id_ID"/>
-          </w:rPr>
-          <w:rPr>
-            <w:color w:val="0000EE"/>
-            <w:u w:val="single"/>
-          </w:rPr>
-          <w:t>Yoh. 1:45–50</w:t>
-        </w:r>
-      </w:hyperlink>
+      <w:r>
+        <w:rPr>
+          <w:lang w:val="id_ID" w:bidi="id_ID"/>
+        </w:rPr>
+        <w:t>Yoh. 1:45–50</w:t>
+      </w:r>
       <w:r>
         <w:rPr>
           <w:lang w:val="id_ID" w:bidi="id_ID"/>
         </w:rPr>
         <w:t>). Natanael ini dibawa oleh Filipus kepada Yesus dan tampaknya memiliki hubungan dengan beberapa murid (</w:t>
       </w:r>
-      <w:hyperlink r:id="rId33">
-        <w:r>
-          <w:rPr>
-            <w:lang w:val="id_ID" w:bidi="id_ID"/>
-          </w:rPr>
-          <w:rPr>
-            <w:color w:val="0000EE"/>
-            <w:u w:val="single"/>
-          </w:rPr>
-          <w:t>Yoh. 21:2</w:t>
-        </w:r>
-      </w:hyperlink>
+      <w:r>
+        <w:rPr>
+          <w:lang w:val="id_ID" w:bidi="id_ID"/>
+        </w:rPr>
+        <w:t>Yoh. 21:2</w:t>
+      </w:r>
       <w:r>
         <w:rPr>
           <w:lang w:val="id_ID" w:bidi="id_ID"/>
